--- a/docx_resources/Вечірня-Утреня/В,У - Пісна Тріодь/тиждень-5/5-6-ВУ.docx
+++ b/docx_resources/Вечірня-Утреня/В,У - Пісна Тріодь/тиждень-5/5-6-ВУ.docx
@@ -104,7 +104,7 @@
           <w:sz w:val="24"/>
           <w:szCs w:val="24"/>
         </w:rPr>
-        <w:t>Священик:</w:t>
+        <w:t>Священник:</w:t>
       </w:r>
       <w:r>
         <w:rPr>
@@ -7546,7 +7546,23 @@
           <w:sz w:val="24"/>
           <w:u w:val="single"/>
         </w:rPr>
-        <w:t>[Господи щедрий і милосердний, довготерпеливий і многомилостивий! Вислухай молитви наші і зверни увагу на голос моління нашого і яви нам знак милости Твоєї, наведи нас на дорогу Твою, щоб ходили ми в Твоїй правді. Звесели серця наші, щоб ми боялись імення Твого святого, бо Ти великий і твориш чуда; Ти Бог єдиний і немає подібного Тобі між богами, Господи. Ти сильний у милості і добрий у силі, аби допомагати й утішати, і спасати всіх, хто на ім'я Твоє святе уповає.]</w:t>
+        <w:t>[Господи щедрий і милосердний, дов</w:t>
+      </w:r>
+      <w:r>
+        <w:rPr>
+          <w:rFonts w:ascii="Times New Roman" w:hAnsi="Times New Roman"/>
+          <w:sz w:val="24"/>
+          <w:u w:val="single"/>
+        </w:rPr>
+        <w:t>готерпеливий і многомилостивий! Вислухай молитви наші і зверни увагу на голос моління нашого і яви нам знак милости Твоєї, наведи нас на дорогу Твою, щоб ходили ми в Твоїй правді. Звесели серця наші, щоб ми боялись імення Твого святого, бо Ти великий і тво</w:t>
+      </w:r>
+      <w:r>
+        <w:rPr>
+          <w:rFonts w:ascii="Times New Roman" w:hAnsi="Times New Roman"/>
+          <w:sz w:val="24"/>
+          <w:u w:val="single"/>
+        </w:rPr>
+        <w:t>риш чуда; Ти Бог єдиний і немає подібного Тобі між богами, Господи. Ти сильний у милості і добрий у силі, аби допомагати й утішати, і спасати всіх, хто на ім'я Твоє святе уповає.]</w:t>
       </w:r>
     </w:p>
     <w:p>
@@ -8218,7 +8234,7 @@
           <w:sz w:val="24"/>
           <w:szCs w:val="24"/>
         </w:rPr>
-        <w:t xml:space="preserve"> Подібно як з Єрусалиму, віддалилась душа моя,* і прийшла до пристрасного Єрихону,* заманена фальшивою славою життєвих турбот.* У розбійницькі задуми потрапивши,* вони здерли з неї синівську одежу благодаті,* тож ранами покрита, лежить вона, мов мертва.* Священик пройшов, побачив її поранену і не звернув на неї уваги,* і левіт презирливо відвернувся від неї.* Але ти, Господи, що від Діви невимовно прийняв тіло,* добровільно вилив кров і воду зі спасенного твого боку,* немов олію, на струпи моїх ран.* Їхньою м'якістю обв'яжи мої рани, Христе Боже,* і до небесного хору залічи мене, як добросердий.</w:t>
+        <w:t xml:space="preserve"> Подібно як з Єрусалиму, віддалилась душа моя,* і прийшла до пристрасного Єрихону,* заманена фальшивою славою життєвих турбот.* У розбійницькі задуми потрапивши,* вони здерли з неї синівську одежу благодаті,* тож ранами покрита, лежить вона, мов мертва.* Священник пройшов, побачив її поранену і не звернув на неї уваги,* і левіт презирливо відвернувся від неї.* Але ти, Господи, що від Діви невимовно прийняв тіло,* добровільно вилив кров і воду зі спасенного твого боку,* немов олію, на струпи моїх ран.* Їхньою м'якістю обв'яжи мої рани, Христе Боже,* і до небесного хору залічи мене, як добросердий.</w:t>
       </w:r>
     </w:p>
     <w:p>
@@ -8702,7 +8718,7 @@
           <w:sz w:val="24"/>
           <w:szCs w:val="24"/>
         </w:rPr>
-        <w:t>Священик:</w:t>
+        <w:t>Священник:</w:t>
       </w:r>
       <w:r>
         <w:rPr>
@@ -9728,7 +9744,7 @@
           <w:color w:val="FF0000"/>
           <w:sz w:val="24"/>
         </w:rPr>
-        <w:t>Священик:</w:t>
+        <w:t>Священник:</w:t>
       </w:r>
       <w:r>
         <w:rPr>
@@ -9803,7 +9819,7 @@
           <w:sz w:val="24"/>
           <w:szCs w:val="24"/>
         </w:rPr>
-        <w:t>Священик:</w:t>
+        <w:t>Священник:</w:t>
       </w:r>
       <w:r>
         <w:rPr>
@@ -9936,7 +9952,7 @@
           <w:sz w:val="24"/>
           <w:szCs w:val="24"/>
         </w:rPr>
-        <w:t>Священик читає тихо</w:t>
+        <w:t>Священник читає тихо</w:t>
       </w:r>
       <w:r>
         <w:rPr>
@@ -9967,7 +9983,7 @@
           <w:color w:val="FF0000"/>
           <w:sz w:val="24"/>
         </w:rPr>
-        <w:t>Священик:</w:t>
+        <w:t>Священник:</w:t>
       </w:r>
       <w:r>
         <w:rPr>
@@ -9983,7 +9999,7 @@
           <w:color w:val="000000"/>
           <w:sz w:val="24"/>
         </w:rPr>
-        <w:t>Нехай</w:t>
+        <w:t>Нехай буде влада царства Твого благословенна і дуже прославлена: Отця, і Сина, і Святого Духа, нин</w:t>
       </w:r>
       <w:r>
         <w:rPr>
@@ -9991,335 +10007,7 @@
           <w:color w:val="000000"/>
           <w:sz w:val="24"/>
         </w:rPr>
-        <w:t xml:space="preserve"> </w:t>
-      </w:r>
-      <w:r>
-        <w:rPr>
-          <w:rFonts w:ascii="Times New Roman" w:hAnsi="Times New Roman"/>
-          <w:color w:val="000000"/>
-          <w:sz w:val="24"/>
-        </w:rPr>
-        <w:t>буде</w:t>
-      </w:r>
-      <w:r>
-        <w:rPr>
-          <w:rFonts w:ascii="Times New Roman" w:hAnsi="Times New Roman"/>
-          <w:color w:val="000000"/>
-          <w:sz w:val="24"/>
-        </w:rPr>
-        <w:t xml:space="preserve"> </w:t>
-      </w:r>
-      <w:r>
-        <w:rPr>
-          <w:rFonts w:ascii="Times New Roman" w:hAnsi="Times New Roman"/>
-          <w:color w:val="000000"/>
-          <w:sz w:val="24"/>
-        </w:rPr>
-        <w:t>влада</w:t>
-      </w:r>
-      <w:r>
-        <w:rPr>
-          <w:rFonts w:ascii="Times New Roman" w:hAnsi="Times New Roman"/>
-          <w:color w:val="000000"/>
-          <w:sz w:val="24"/>
-        </w:rPr>
-        <w:t xml:space="preserve"> </w:t>
-      </w:r>
-      <w:r>
-        <w:rPr>
-          <w:rFonts w:ascii="Times New Roman" w:hAnsi="Times New Roman"/>
-          <w:color w:val="000000"/>
-          <w:sz w:val="24"/>
-        </w:rPr>
-        <w:t>царства</w:t>
-      </w:r>
-      <w:r>
-        <w:rPr>
-          <w:rFonts w:ascii="Times New Roman" w:hAnsi="Times New Roman"/>
-          <w:color w:val="000000"/>
-          <w:sz w:val="24"/>
-        </w:rPr>
-        <w:t xml:space="preserve"> </w:t>
-      </w:r>
-      <w:r>
-        <w:rPr>
-          <w:rFonts w:ascii="Times New Roman" w:hAnsi="Times New Roman"/>
-          <w:color w:val="000000"/>
-          <w:sz w:val="24"/>
-        </w:rPr>
-        <w:t>Твого</w:t>
-      </w:r>
-      <w:r>
-        <w:rPr>
-          <w:rFonts w:ascii="Times New Roman" w:hAnsi="Times New Roman"/>
-          <w:color w:val="000000"/>
-          <w:sz w:val="24"/>
-        </w:rPr>
-        <w:t xml:space="preserve"> </w:t>
-      </w:r>
-      <w:r>
-        <w:rPr>
-          <w:rFonts w:ascii="Times New Roman" w:hAnsi="Times New Roman"/>
-          <w:color w:val="000000"/>
-          <w:sz w:val="24"/>
-        </w:rPr>
-        <w:t>благословенна</w:t>
-      </w:r>
-      <w:r>
-        <w:rPr>
-          <w:rFonts w:ascii="Times New Roman" w:hAnsi="Times New Roman"/>
-          <w:color w:val="000000"/>
-          <w:sz w:val="24"/>
-        </w:rPr>
-        <w:t xml:space="preserve"> </w:t>
-      </w:r>
-      <w:r>
-        <w:rPr>
-          <w:rFonts w:ascii="Times New Roman" w:hAnsi="Times New Roman"/>
-          <w:color w:val="000000"/>
-          <w:sz w:val="24"/>
-        </w:rPr>
-        <w:t>і</w:t>
-      </w:r>
-      <w:r>
-        <w:rPr>
-          <w:rFonts w:ascii="Times New Roman" w:hAnsi="Times New Roman"/>
-          <w:color w:val="000000"/>
-          <w:sz w:val="24"/>
-        </w:rPr>
-        <w:t xml:space="preserve"> </w:t>
-      </w:r>
-      <w:r>
-        <w:rPr>
-          <w:rFonts w:ascii="Times New Roman" w:hAnsi="Times New Roman"/>
-          <w:color w:val="000000"/>
-          <w:sz w:val="24"/>
-        </w:rPr>
-        <w:t>дуже</w:t>
-      </w:r>
-      <w:r>
-        <w:rPr>
-          <w:rFonts w:ascii="Times New Roman" w:hAnsi="Times New Roman"/>
-          <w:color w:val="000000"/>
-          <w:sz w:val="24"/>
-        </w:rPr>
-        <w:t xml:space="preserve"> </w:t>
-      </w:r>
-      <w:r>
-        <w:rPr>
-          <w:rFonts w:ascii="Times New Roman" w:hAnsi="Times New Roman"/>
-          <w:color w:val="000000"/>
-          <w:sz w:val="24"/>
-        </w:rPr>
-        <w:t>прославлена:</w:t>
-      </w:r>
-      <w:r>
-        <w:rPr>
-          <w:rFonts w:ascii="Times New Roman" w:hAnsi="Times New Roman"/>
-          <w:color w:val="000000"/>
-          <w:sz w:val="24"/>
-        </w:rPr>
-        <w:t xml:space="preserve"> </w:t>
-      </w:r>
-      <w:r>
-        <w:rPr>
-          <w:rFonts w:ascii="Times New Roman" w:hAnsi="Times New Roman"/>
-          <w:color w:val="000000"/>
-          <w:sz w:val="24"/>
-        </w:rPr>
-        <w:t>Отця,</w:t>
-      </w:r>
-      <w:r>
-        <w:rPr>
-          <w:rFonts w:ascii="Times New Roman" w:hAnsi="Times New Roman"/>
-          <w:color w:val="000000"/>
-          <w:sz w:val="24"/>
-        </w:rPr>
-        <w:t xml:space="preserve"> </w:t>
-      </w:r>
-      <w:r>
-        <w:rPr>
-          <w:rFonts w:ascii="Times New Roman" w:hAnsi="Times New Roman"/>
-          <w:color w:val="000000"/>
-          <w:sz w:val="24"/>
-        </w:rPr>
-        <w:t>і</w:t>
-      </w:r>
-      <w:r>
-        <w:rPr>
-          <w:rFonts w:ascii="Times New Roman" w:hAnsi="Times New Roman"/>
-          <w:color w:val="000000"/>
-          <w:sz w:val="24"/>
-        </w:rPr>
-        <w:t xml:space="preserve"> </w:t>
-      </w:r>
-      <w:r>
-        <w:rPr>
-          <w:rFonts w:ascii="Times New Roman" w:hAnsi="Times New Roman"/>
-          <w:color w:val="000000"/>
-          <w:sz w:val="24"/>
-        </w:rPr>
-        <w:t>Сина,</w:t>
-      </w:r>
-      <w:r>
-        <w:rPr>
-          <w:rFonts w:ascii="Times New Roman" w:hAnsi="Times New Roman"/>
-          <w:color w:val="000000"/>
-          <w:sz w:val="24"/>
-        </w:rPr>
-        <w:t xml:space="preserve"> </w:t>
-      </w:r>
-      <w:r>
-        <w:rPr>
-          <w:rFonts w:ascii="Times New Roman" w:hAnsi="Times New Roman"/>
-          <w:color w:val="000000"/>
-          <w:sz w:val="24"/>
-        </w:rPr>
-        <w:t>і</w:t>
-      </w:r>
-      <w:r>
-        <w:rPr>
-          <w:rFonts w:ascii="Times New Roman" w:hAnsi="Times New Roman"/>
-          <w:color w:val="000000"/>
-          <w:sz w:val="24"/>
-        </w:rPr>
-        <w:t xml:space="preserve"> </w:t>
-      </w:r>
-      <w:r>
-        <w:rPr>
-          <w:rFonts w:ascii="Times New Roman" w:hAnsi="Times New Roman"/>
-          <w:color w:val="000000"/>
-          <w:sz w:val="24"/>
-        </w:rPr>
-        <w:t>Святого</w:t>
-      </w:r>
-      <w:r>
-        <w:rPr>
-          <w:rFonts w:ascii="Times New Roman" w:hAnsi="Times New Roman"/>
-          <w:color w:val="000000"/>
-          <w:sz w:val="24"/>
-        </w:rPr>
-        <w:t xml:space="preserve"> </w:t>
-      </w:r>
-      <w:r>
-        <w:rPr>
-          <w:rFonts w:ascii="Times New Roman" w:hAnsi="Times New Roman"/>
-          <w:color w:val="000000"/>
-          <w:sz w:val="24"/>
-        </w:rPr>
-        <w:t>Духа,</w:t>
-      </w:r>
-      <w:r>
-        <w:rPr>
-          <w:rFonts w:ascii="Times New Roman" w:hAnsi="Times New Roman"/>
-          <w:color w:val="000000"/>
-          <w:sz w:val="24"/>
-        </w:rPr>
-        <w:t xml:space="preserve"> </w:t>
-      </w:r>
-      <w:r>
-        <w:rPr>
-          <w:rFonts w:ascii="Times New Roman" w:hAnsi="Times New Roman"/>
-          <w:color w:val="000000"/>
-          <w:sz w:val="24"/>
-        </w:rPr>
-        <w:t>нині</w:t>
-      </w:r>
-      <w:r>
-        <w:rPr>
-          <w:rFonts w:ascii="Times New Roman" w:hAnsi="Times New Roman"/>
-          <w:color w:val="000000"/>
-          <w:sz w:val="24"/>
-        </w:rPr>
-        <w:t xml:space="preserve"> </w:t>
-      </w:r>
-      <w:r>
-        <w:rPr>
-          <w:rFonts w:ascii="Times New Roman" w:hAnsi="Times New Roman"/>
-          <w:color w:val="000000"/>
-          <w:sz w:val="24"/>
-        </w:rPr>
-        <w:t>і</w:t>
-      </w:r>
-      <w:r>
-        <w:rPr>
-          <w:rFonts w:ascii="Times New Roman" w:hAnsi="Times New Roman"/>
-          <w:color w:val="000000"/>
-          <w:sz w:val="24"/>
-        </w:rPr>
-        <w:t xml:space="preserve"> </w:t>
-      </w:r>
-      <w:r>
-        <w:rPr>
-          <w:rFonts w:ascii="Times New Roman" w:hAnsi="Times New Roman"/>
-          <w:color w:val="000000"/>
-          <w:sz w:val="24"/>
-        </w:rPr>
-        <w:t>повсякчас,</w:t>
-      </w:r>
-      <w:r>
-        <w:rPr>
-          <w:rFonts w:ascii="Times New Roman" w:hAnsi="Times New Roman"/>
-          <w:color w:val="000000"/>
-          <w:sz w:val="24"/>
-        </w:rPr>
-        <w:t xml:space="preserve"> </w:t>
-      </w:r>
-      <w:r>
-        <w:rPr>
-          <w:rFonts w:ascii="Times New Roman" w:hAnsi="Times New Roman"/>
-          <w:color w:val="000000"/>
-          <w:sz w:val="24"/>
-        </w:rPr>
-        <w:t>і</w:t>
-      </w:r>
-      <w:r>
-        <w:rPr>
-          <w:rFonts w:ascii="Times New Roman" w:hAnsi="Times New Roman"/>
-          <w:color w:val="000000"/>
-          <w:sz w:val="24"/>
-        </w:rPr>
-        <w:t xml:space="preserve"> </w:t>
-      </w:r>
-      <w:r>
-        <w:rPr>
-          <w:rFonts w:ascii="Times New Roman" w:hAnsi="Times New Roman"/>
-          <w:color w:val="000000"/>
-          <w:sz w:val="24"/>
-        </w:rPr>
-        <w:t>на</w:t>
-      </w:r>
-      <w:r>
-        <w:rPr>
-          <w:rFonts w:ascii="Times New Roman" w:hAnsi="Times New Roman"/>
-          <w:color w:val="000000"/>
-          <w:sz w:val="24"/>
-        </w:rPr>
-        <w:t xml:space="preserve"> </w:t>
-      </w:r>
-      <w:r>
-        <w:rPr>
-          <w:rFonts w:ascii="Times New Roman" w:hAnsi="Times New Roman"/>
-          <w:color w:val="000000"/>
-          <w:sz w:val="24"/>
-        </w:rPr>
-        <w:t>віки</w:t>
-      </w:r>
-      <w:r>
-        <w:rPr>
-          <w:rFonts w:ascii="Times New Roman" w:hAnsi="Times New Roman"/>
-          <w:color w:val="000000"/>
-          <w:sz w:val="24"/>
-        </w:rPr>
-        <w:t xml:space="preserve"> </w:t>
-      </w:r>
-      <w:r>
-        <w:rPr>
-          <w:rFonts w:ascii="Times New Roman" w:hAnsi="Times New Roman"/>
-          <w:color w:val="000000"/>
-          <w:sz w:val="24"/>
-        </w:rPr>
-        <w:t>віків.</w:t>
+        <w:t>і і повсякчас, і на віки віків.</w:t>
       </w:r>
     </w:p>
     <w:p>
@@ -11119,7 +10807,15 @@
           <w:sz w:val="24"/>
           <w:u w:val="single"/>
         </w:rPr>
-        <w:t>[Господи, Боже наш! Згадай нас грішних і недостойних слуг Твоїх, коли призиваємо святе ім'я Твоє, і не осороми нас, коли очікуємо милости Твоєї, але вислухай, Господи, усі наші спасенні прохання, і вчини нас достойними любити і боятися Тебе від усього серця нашого і творити в усьому волю Твою.]</w:t>
+        <w:t>[Господи, Боже наш! Згадай нас грішних і недостойних слуг Твоїх, коли призиваємо святе ім'я Твоє, і не осороми нас, коли очікуємо милости Твоєї, але вислухай, Господи, усі наші спасенні прохання, і вчини нас достойними любити і</w:t>
+      </w:r>
+      <w:r>
+        <w:rPr>
+          <w:rFonts w:ascii="Times New Roman" w:hAnsi="Times New Roman"/>
+          <w:sz w:val="24"/>
+          <w:u w:val="single"/>
+        </w:rPr>
+        <w:t xml:space="preserve"> боятися Тебе від усього серця нашого і творити в усьому волю Твою.]</w:t>
       </w:r>
     </w:p>
     <w:p>
@@ -11339,7 +11035,7 @@
           <w:sz w:val="24"/>
           <w:szCs w:val="24"/>
         </w:rPr>
-        <w:t>Священик:</w:t>
+        <w:t>Священник:</w:t>
       </w:r>
       <w:r>
         <w:rPr>
@@ -11415,7 +11111,7 @@
           <w:sz w:val="24"/>
           <w:szCs w:val="24"/>
         </w:rPr>
-        <w:t>Священик:</w:t>
+        <w:t>Священник:</w:t>
       </w:r>
       <w:r>
         <w:rPr>
@@ -11476,7 +11172,7 @@
           <w:color w:val="FF0000"/>
           <w:sz w:val="24"/>
         </w:rPr>
-        <w:t>Священик:</w:t>
+        <w:t>Священник:</w:t>
       </w:r>
       <w:r>
         <w:rPr>
@@ -11577,7 +11273,7 @@
           <w:sz w:val="24"/>
           <w:szCs w:val="24"/>
         </w:rPr>
-        <w:t>Священик:</w:t>
+        <w:t>Священник:</w:t>
       </w:r>
       <w:r>
         <w:rPr>
@@ -11811,7 +11507,7 @@
           <w:sz w:val="24"/>
           <w:szCs w:val="24"/>
         </w:rPr>
-        <w:t>Священик</w:t>
+        <w:t>Священник</w:t>
       </w:r>
       <w:r>
         <w:rPr>
@@ -14487,7 +14183,15 @@
           <w:color w:val="FF0000"/>
           <w:sz w:val="24"/>
         </w:rPr>
-        <w:t>10.</w:t>
+        <w:t>10</w:t>
+      </w:r>
+      <w:r>
+        <w:rPr>
+          <w:rFonts w:ascii="Times New Roman" w:hAnsi="Times New Roman"/>
+          <w:color w:val="FF0000"/>
+          <w:sz w:val="24"/>
+        </w:rPr>
+        <w:t>.</w:t>
       </w:r>
       <w:r>
         <w:rPr>
@@ -14495,7 +14199,15 @@
           <w:color w:val="000000"/>
           <w:sz w:val="24"/>
         </w:rPr>
-        <w:t xml:space="preserve"> Боже, Боже наш! Ти сотворив розумні й духовні сили Своєю волею. Тебе просимо й Тобі молимося: Прийми наші посильні величання з усіма Твоїми творіннями і збагати щедрими даруваннями Твоєї ласки. Бо перед Тобою згинається всяке коліно: на небі, на землі й під землею, і все, що живе, і все створіння оспівує неосяжну Твою славу, бо Ти Бог правдивий і вельми милостивий. Тебе бо хвалять усі небесні сили, і Тобі славу возсилаємо: Отцю, і Сину, і Святому Духові, нині і повсякчас, і на віки віків. Амінь.</w:t>
+        <w:t xml:space="preserve"> Боже, Боже наш! Ти сотворив розумні й духовні сили Своєю волею. Тебе просимо й Тобі молимося: Прийми наші посильні величання з усіма Твоїми творіннями і збагати щедрими даруваннями Твоєї ласки. Бо перед Тобою згинається всяке коліно: на небі, на землі й </w:t>
+      </w:r>
+      <w:r>
+        <w:rPr>
+          <w:rFonts w:ascii="Times New Roman" w:hAnsi="Times New Roman"/>
+          <w:color w:val="000000"/>
+          <w:sz w:val="24"/>
+        </w:rPr>
+        <w:t>під землею, і все, що живе, і все створіння оспівує неосяжну Твою славу, бо Ти Бог правдивий і вельми милостивий. Тебе бо хвалять усі небесні сили, і Тобі славу возсилаємо: Отцю, і Сину, і Святому Духові, нині і повсякчас, і на віки віків. Амінь.</w:t>
       </w:r>
     </w:p>
     <w:p>
@@ -23882,7 +23594,7 @@
           <w:sz w:val="24"/>
           <w:u w:val="single"/>
         </w:rPr>
-        <w:t>[</w:t>
+        <w:t>[Боже, Боже наш! Ти сотворив розумні й духовні сили Своєю волею. Тебе просимо й Тобі молимося: Прийми наші посильні величання з усіма Твоїми творіннями і збагати щедрими даруваннями Твоєї ласки. Бо перед Тобою згинається всяке коліно: на небі, на землі й п</w:t>
       </w:r>
       <w:r>
         <w:rPr>
@@ -23890,52 +23602,28 @@
           <w:sz w:val="24"/>
           <w:u w:val="single"/>
         </w:rPr>
-        <w:t xml:space="preserve">Боже, Боже наш! Ти сотворив розумні й духовні сили </w:t>
-      </w:r>
-      <w:r>
-        <w:rPr>
-          <w:rFonts w:ascii="Times New Roman" w:hAnsi="Times New Roman"/>
-          <w:sz w:val="24"/>
-          <w:u w:val="single"/>
-        </w:rPr>
-        <w:t>С</w:t>
-      </w:r>
-      <w:r>
-        <w:rPr>
-          <w:rFonts w:ascii="Times New Roman" w:hAnsi="Times New Roman"/>
-          <w:sz w:val="24"/>
-          <w:u w:val="single"/>
-        </w:rPr>
-        <w:t>воєю волею. Тебе просимо й Тобі молимося: Прийми наші посильні величання з усіма Твоїми творіннями і збагати щедрими даруваннями Твоєї ласки. Бо перед Тобою згинається всяке коліно: на небі, на землі й під землею, і все, що живе, і все створіння оспівує неосяжну Твою славу, бо Ти Бог правдивий і вельми милостивий</w:t>
-      </w:r>
-      <w:r>
-        <w:rPr>
-          <w:rFonts w:ascii="Times New Roman" w:hAnsi="Times New Roman"/>
-          <w:sz w:val="24"/>
-          <w:u w:val="single"/>
-        </w:rPr>
-        <w:t>.]</w:t>
-      </w:r>
-    </w:p>
-    <w:p>
-      <w:pPr>
-        <w:spacing w:after="120"/>
-        <w:jc w:val="both"/>
-        <w:rPr>
-          <w:rFonts w:ascii="Times New Roman" w:hAnsi="Times New Roman"/>
-          <w:sz w:val="24"/>
-          <w:szCs w:val="24"/>
-        </w:rPr>
-      </w:pPr>
-      <w:r>
-        <w:rPr>
-          <w:rFonts w:ascii="Times New Roman" w:hAnsi="Times New Roman"/>
-          <w:i/>
-          <w:color w:val="FF0000"/>
-          <w:sz w:val="24"/>
-          <w:szCs w:val="24"/>
-        </w:rPr>
-        <w:t xml:space="preserve">Священик: </w:t>
+        <w:t>ід землею, і все, що живе, і все створіння оспівує неосяжну Твою славу, бо Ти Бог правдивий і вельми милостивий.]</w:t>
+      </w:r>
+    </w:p>
+    <w:p>
+      <w:pPr>
+        <w:spacing w:after="120"/>
+        <w:jc w:val="both"/>
+        <w:rPr>
+          <w:rFonts w:ascii="Times New Roman" w:hAnsi="Times New Roman"/>
+          <w:sz w:val="24"/>
+          <w:szCs w:val="24"/>
+        </w:rPr>
+      </w:pPr>
+      <w:r>
+        <w:rPr>
+          <w:rFonts w:ascii="Times New Roman" w:hAnsi="Times New Roman"/>
+          <w:i/>
+          <w:color w:val="FF0000"/>
+          <w:sz w:val="24"/>
+          <w:szCs w:val="24"/>
+        </w:rPr>
+        <w:t xml:space="preserve">Священник: </w:t>
       </w:r>
       <w:r>
         <w:rPr>
@@ -25049,7 +24737,7 @@
           <w:sz w:val="24"/>
           <w:szCs w:val="24"/>
         </w:rPr>
-        <w:t>Священик:</w:t>
+        <w:t>Священник:</w:t>
       </w:r>
       <w:r>
         <w:rPr>
@@ -26287,7 +25975,7 @@
           <w:color w:val="FF0000"/>
           <w:sz w:val="24"/>
         </w:rPr>
-        <w:t>Священик:</w:t>
+        <w:t>Священник:</w:t>
       </w:r>
       <w:r>
         <w:rPr>
@@ -26362,7 +26050,7 @@
           <w:sz w:val="24"/>
           <w:szCs w:val="24"/>
         </w:rPr>
-        <w:t>Священик:</w:t>
+        <w:t>Священник:</w:t>
       </w:r>
       <w:r>
         <w:rPr>
@@ -26486,7 +26174,7 @@
           <w:sz w:val="24"/>
           <w:szCs w:val="24"/>
         </w:rPr>
-        <w:t>Священик читає молитву:</w:t>
+        <w:t>Священник читає молитву:</w:t>
       </w:r>
       <w:r>
         <w:rPr>
@@ -26669,7 +26357,7 @@
           <w:sz w:val="24"/>
           <w:szCs w:val="24"/>
         </w:rPr>
-        <w:t>Священик:</w:t>
+        <w:t>Священник:</w:t>
       </w:r>
       <w:r>
         <w:rPr>
@@ -26745,7 +26433,7 @@
           <w:sz w:val="24"/>
           <w:szCs w:val="24"/>
         </w:rPr>
-        <w:t>Священик:</w:t>
+        <w:t>Священник:</w:t>
       </w:r>
       <w:r>
         <w:rPr>
@@ -26797,7 +26485,7 @@
           <w:color w:val="FF0000"/>
           <w:sz w:val="24"/>
         </w:rPr>
-        <w:t>Священик:</w:t>
+        <w:t>Священник:</w:t>
       </w:r>
       <w:r>
         <w:rPr>
@@ -26898,7 +26586,7 @@
           <w:sz w:val="24"/>
           <w:szCs w:val="24"/>
         </w:rPr>
-        <w:t>Священик:</w:t>
+        <w:t>Священник:</w:t>
       </w:r>
       <w:r>
         <w:rPr>
